--- a/docs/BITACORA_SICEN.docx
+++ b/docs/BITACORA_SICEN.docx
@@ -196,13 +196,13 @@
         <w:t xml:space="preserve">REFERENCIAS Y ENLACES DEL PROYECTO</w:t>
       </w:r>
     </w:p>
-    <w:bookmarkStart w:id="23" w:name="X8930fcb4bb682f3f8b39472555a8c4da8a6475b"/>
+    <w:bookmarkStart w:id="23" w:name="proyecto-jira"/>
     <w:p>
       <w:pPr>
         <w:pStyle w:val="Heading3"/>
       </w:pPr>
       <w:r>
-        <w:t xml:space="preserve">📍 Proyecto Jira</w:t>
+        <w:t xml:space="preserve">Proyecto Jira</w:t>
       </w:r>
     </w:p>
     <w:p>
@@ -299,13 +299,13 @@
       </w:r>
     </w:p>
     <w:bookmarkEnd w:id="23"/>
-    <w:bookmarkStart w:id="25" w:name="Xc2c14ecf3def9e69b803cc37fe9ac7531f8b355"/>
+    <w:bookmarkStart w:id="25" w:name="repositorio-github"/>
     <w:p>
       <w:pPr>
         <w:pStyle w:val="Heading3"/>
       </w:pPr>
       <w:r>
-        <w:t xml:space="preserve">📍 Repositorio GitHub</w:t>
+        <w:t xml:space="preserve">Repositorio GitHub</w:t>
       </w:r>
     </w:p>
     <w:p>
@@ -402,13 +402,13 @@
       </w:r>
     </w:p>
     <w:bookmarkEnd w:id="25"/>
-    <w:bookmarkStart w:id="26" w:name="Xc1a0a080152db1ce6f3d5b4e2da19212b42e157"/>
+    <w:bookmarkStart w:id="26" w:name="autor"/>
     <w:p>
       <w:pPr>
         <w:pStyle w:val="Heading3"/>
       </w:pPr>
       <w:r>
-        <w:t xml:space="preserve">👤 Autor</w:t>
+        <w:t xml:space="preserve">Autor</w:t>
       </w:r>
     </w:p>
     <w:p>
@@ -445,13 +445,13 @@
       </w:r>
     </w:p>
     <w:bookmarkEnd w:id="26"/>
-    <w:bookmarkStart w:id="27" w:name="X6d896fb547bbefd2ba6a0c337934711ace3bb6d"/>
+    <w:bookmarkStart w:id="27" w:name="documentos-clave"/>
     <w:p>
       <w:pPr>
         <w:pStyle w:val="Heading3"/>
       </w:pPr>
       <w:r>
-        <w:t xml:space="preserve">📚 Documentos Clave</w:t>
+        <w:t xml:space="preserve">Documentos Clave</w:t>
       </w:r>
     </w:p>
     <w:p>
@@ -553,7 +553,7 @@
         <w:pStyle w:val="Compact"/>
       </w:pPr>
       <w:r>
-        <w:t xml:space="preserve">✓ Especificación de 20 Requisitos Funcionales</w:t>
+        <w:t xml:space="preserve">Especificación de 20 Requisitos Funcionales</w:t>
       </w:r>
     </w:p>
     <w:p>
@@ -565,7 +565,7 @@
         <w:pStyle w:val="Compact"/>
       </w:pPr>
       <w:r>
-        <w:t xml:space="preserve">✓ Definición de 9 Épicas</w:t>
+        <w:t xml:space="preserve">Definición de 9 Épicas</w:t>
       </w:r>
     </w:p>
     <w:p>
@@ -577,7 +577,7 @@
         <w:pStyle w:val="Compact"/>
       </w:pPr>
       <w:r>
-        <w:t xml:space="preserve">✓ Creación de 20 Historias de Usuario</w:t>
+        <w:t xml:space="preserve">Creación de 20 Historias de Usuario</w:t>
       </w:r>
     </w:p>
     <w:p>
@@ -589,7 +589,7 @@
         <w:pStyle w:val="Compact"/>
       </w:pPr>
       <w:r>
-        <w:t xml:space="preserve">✓ Documentación Técnica Completa</w:t>
+        <w:t xml:space="preserve">Documentación Técnica Completa</w:t>
       </w:r>
     </w:p>
     <w:p>
@@ -601,7 +601,7 @@
         <w:pStyle w:val="Compact"/>
       </w:pPr>
       <w:r>
-        <w:t xml:space="preserve">✓ Configuración de Jira y Sprint 1</w:t>
+        <w:t xml:space="preserve">Configuración de Jira y Sprint 1</w:t>
       </w:r>
     </w:p>
     <w:p>
@@ -6923,49 +6923,11 @@
         <w:pStyle w:val="Compact"/>
       </w:pPr>
       <w:r>
-        <w:t xml:space="preserve">RF-001 a RF-020: Todos mapeados a épicas ✓</w:t>
-      </w:r>
-    </w:p>
-    <w:p>
-      <w:pPr>
-        <w:numPr>
-          <w:ilvl w:val="0"/>
-          <w:numId w:val="1035"/>
-        </w:numPr>
-        <w:pStyle w:val="Compact"/>
-      </w:pPr>
-      <w:r>
-        <w:t xml:space="preserve">9 Épicas: Todas con historias asignadas ✓</w:t>
-      </w:r>
-    </w:p>
-    <w:p>
-      <w:pPr>
-        <w:numPr>
-          <w:ilvl w:val="0"/>
-          <w:numId w:val="1035"/>
-        </w:numPr>
-        <w:pStyle w:val="Compact"/>
-      </w:pPr>
-      <w:r>
-        <w:t xml:space="preserve">20 Historias: Todas con criterios en formato Given-When-Then ✓</w:t>
-      </w:r>
-    </w:p>
-    <w:p>
-      <w:pPr>
-        <w:numPr>
-          <w:ilvl w:val="0"/>
-          <w:numId w:val="1035"/>
-        </w:numPr>
-        <w:pStyle w:val="Compact"/>
-      </w:pPr>
-      <w:r>
-        <w:t xml:space="preserve">Story Points: Utilizando serie de Fibonacci (2, 3, 5, 8, 13) ✓</w:t>
-      </w:r>
-    </w:p>
-    <w:p>
-      <w:pPr>
-        <w:pStyle w:val="FirstParagraph"/>
-      </w:pPr>
+        <w:t xml:space="preserve">RF-001 a RF-020: Todos mapeados a épicas - 9 Épicas: Todas con historias asignadas - 20 Historias: Todas con criterios en formato Given-When-Then - Story Points: Utilizando serie de Fibonacci (2, 3, 5, 8, 13)</w:t>
+      </w:r>
+      <w:r>
+        <w:t xml:space="preserve"> </w:t>
+      </w:r>
       <w:r>
         <w:rPr>
           <w:bCs/>
@@ -8660,7 +8622,7 @@
         <w:pStyle w:val="Compact"/>
       </w:pPr>
       <w:r>
-        <w:t xml:space="preserve">✓ Definición de Alcance y Objetivos</w:t>
+        <w:t xml:space="preserve">Definición de Alcance y Objetivos</w:t>
       </w:r>
     </w:p>
     <w:p>
@@ -8672,7 +8634,7 @@
         <w:pStyle w:val="Compact"/>
       </w:pPr>
       <w:r>
-        <w:t xml:space="preserve">✓ Identificación de Usuarios y Roles</w:t>
+        <w:t xml:space="preserve">Identificación de Usuarios y Roles</w:t>
       </w:r>
     </w:p>
     <w:p>
@@ -8684,7 +8646,7 @@
         <w:pStyle w:val="Compact"/>
       </w:pPr>
       <w:r>
-        <w:t xml:space="preserve">✓ Especificación de 20 Requisitos Funcionales</w:t>
+        <w:t xml:space="preserve">Especificación de 20 Requisitos Funcionales</w:t>
       </w:r>
     </w:p>
     <w:p>
@@ -8696,7 +8658,7 @@
         <w:pStyle w:val="Compact"/>
       </w:pPr>
       <w:r>
-        <w:t xml:space="preserve">✓ Definición de 9 Épicas</w:t>
+        <w:t xml:space="preserve">Definición de 9 Épicas</w:t>
       </w:r>
     </w:p>
     <w:p>
@@ -8708,7 +8670,7 @@
         <w:pStyle w:val="Compact"/>
       </w:pPr>
       <w:r>
-        <w:t xml:space="preserve">✓ Definición de 20 Historias de Usuario</w:t>
+        <w:t xml:space="preserve">Definición de 20 Historias de Usuario</w:t>
       </w:r>
     </w:p>
     <w:p>
@@ -8720,7 +8682,7 @@
         <w:pStyle w:val="Compact"/>
       </w:pPr>
       <w:r>
-        <w:t xml:space="preserve">✓ Documentación Técnica Completa (5 documentos)</w:t>
+        <w:t xml:space="preserve">Documentación Técnica Completa (5 documentos)</w:t>
       </w:r>
     </w:p>
     <w:p>
@@ -8732,7 +8694,7 @@
         <w:pStyle w:val="Compact"/>
       </w:pPr>
       <w:r>
-        <w:t xml:space="preserve">✓ Creación de 9 Épicas en Jira</w:t>
+        <w:t xml:space="preserve">Creación de 9 Épicas en Jira</w:t>
       </w:r>
     </w:p>
     <w:p>
@@ -8744,7 +8706,7 @@
         <w:pStyle w:val="Compact"/>
       </w:pPr>
       <w:r>
-        <w:t xml:space="preserve">✓ Creación de 20 Historias de Usuario en Jira</w:t>
+        <w:t xml:space="preserve">Creación de 20 Historias de Usuario en Jira</w:t>
       </w:r>
     </w:p>
     <w:p>
@@ -8756,7 +8718,7 @@
         <w:pStyle w:val="Compact"/>
       </w:pPr>
       <w:r>
-        <w:t xml:space="preserve">✓ Sprint 1 Planificado e Inicializado</w:t>
+        <w:t xml:space="preserve">Sprint 1 Planificado e Inicializado</w:t>
       </w:r>
     </w:p>
     <w:bookmarkEnd w:id="63"/>
@@ -9591,7 +9553,7 @@
         <w:pStyle w:val="Compact"/>
       </w:pPr>
       <w:r>
-        <w:t xml:space="preserve">✓ Especificación completa de requisitos del sistema</w:t>
+        <w:t xml:space="preserve">Especificación completa de requisitos del sistema</w:t>
       </w:r>
     </w:p>
     <w:p>
@@ -9603,7 +9565,7 @@
         <w:pStyle w:val="Compact"/>
       </w:pPr>
       <w:r>
-        <w:t xml:space="preserve">✓ Documentación profesional y clara (7 documentos, 3,500+ líneas)</w:t>
+        <w:t xml:space="preserve">Documentación profesional y clara (7 documentos, 3,500+ líneas)</w:t>
       </w:r>
     </w:p>
     <w:p>
@@ -9615,7 +9577,7 @@
         <w:pStyle w:val="Compact"/>
       </w:pPr>
       <w:r>
-        <w:t xml:space="preserve">✓ 9 Épicas creadas y configuradas en Jira</w:t>
+        <w:t xml:space="preserve">9 Épicas creadas y configuradas en Jira</w:t>
       </w:r>
     </w:p>
     <w:p>
@@ -9627,7 +9589,7 @@
         <w:pStyle w:val="Compact"/>
       </w:pPr>
       <w:r>
-        <w:t xml:space="preserve">✓ 20 Historias de Usuario creadas con criterios de aceptación</w:t>
+        <w:t xml:space="preserve">20 Historias de Usuario creadas con criterios de aceptación</w:t>
       </w:r>
     </w:p>
     <w:p>
@@ -9639,7 +9601,7 @@
         <w:pStyle w:val="Compact"/>
       </w:pPr>
       <w:r>
-        <w:t xml:space="preserve">✓ Sprint 1 inicializado con 21 story points (base de autenticación y usuarios)</w:t>
+        <w:t xml:space="preserve">Sprint 1 inicializado con 21 story points (base de autenticación y usuarios)</w:t>
       </w:r>
     </w:p>
     <w:p>
@@ -9651,7 +9613,7 @@
         <w:pStyle w:val="Compact"/>
       </w:pPr>
       <w:r>
-        <w:t xml:space="preserve">✓ Matriz de trazabilidad con cobertura 100%</w:t>
+        <w:t xml:space="preserve">Matriz de trazabilidad con cobertura 100%</w:t>
       </w:r>
     </w:p>
     <w:p>
@@ -9663,7 +9625,7 @@
         <w:pStyle w:val="Compact"/>
       </w:pPr>
       <w:r>
-        <w:t xml:space="preserve">✓ Diagramas interactivos de navegación y casos de uso</w:t>
+        <w:t xml:space="preserve">Diagramas interactivos de navegación y casos de uso</w:t>
       </w:r>
     </w:p>
     <w:bookmarkEnd w:id="73"/>
